--- a/Отчет.docx
+++ b/Отчет.docx
@@ -7690,6 +7690,7 @@
             <w:insideH w:val="single" w:color="auto" w:sz="4" w:space="0"/>
             <w:insideV w:val="single" w:color="auto" w:sz="4" w:space="0"/>
           </w:tblBorders>
+          <w:shd w:val="clear" w:color="auto" w:fill="151517"/>
           <w:tblCellMar>
             <w:top w:w="15" w:type="dxa"/>
             <w:left w:w="15" w:type="dxa"/>
@@ -8245,6 +8246,7 @@
             <w:insideH w:val="single" w:color="auto" w:sz="4" w:space="0"/>
             <w:insideV w:val="single" w:color="auto" w:sz="4" w:space="0"/>
           </w:tblBorders>
+          <w:shd w:val="clear" w:color="auto" w:fill="151517"/>
           <w:tblCellMar>
             <w:top w:w="15" w:type="dxa"/>
             <w:left w:w="15" w:type="dxa"/>
@@ -14495,6 +14497,7 @@
         <w:pageBreakBefore w:val="0"/>
         <w:widowControl/>
         <w:numPr>
+          <w:ilvl w:val="0"/>
           <w:numId w:val="0"/>
         </w:numPr>
         <w:kinsoku/>
@@ -15065,8 +15068,6 @@
           <w:szCs w:val="28"/>
         </w:rPr>
       </w:pPr>
-      <w:bookmarkStart w:id="1" w:name="_GoBack"/>
-      <w:bookmarkEnd w:id="1"/>
     </w:p>
     <w:p>
       <w:pPr>
@@ -15165,8 +15166,55 @@
           <w:sz w:val="28"/>
           <w:szCs w:val="28"/>
         </w:rPr>
-        <w:t>[ВСТАВИТЬ QR-КОД]</w:t>
-      </w:r>
+        <w:drawing>
+          <wp:inline distT="0" distB="0" distL="114300" distR="114300">
+            <wp:extent cx="5220970" cy="5220970"/>
+            <wp:effectExtent l="12700" t="12700" r="24130" b="24130"/>
+            <wp:docPr id="10" name="Изображение 10" descr="qr-code"/>
+            <wp:cNvGraphicFramePr>
+              <a:graphicFrameLocks xmlns:a="http://schemas.openxmlformats.org/drawingml/2006/main" noChangeAspect="1"/>
+            </wp:cNvGraphicFramePr>
+            <a:graphic xmlns:a="http://schemas.openxmlformats.org/drawingml/2006/main">
+              <a:graphicData uri="http://schemas.openxmlformats.org/drawingml/2006/picture">
+                <pic:pic xmlns:pic="http://schemas.openxmlformats.org/drawingml/2006/picture">
+                  <pic:nvPicPr>
+                    <pic:cNvPr id="10" name="Изображение 10" descr="qr-code"/>
+                    <pic:cNvPicPr>
+                      <a:picLocks noChangeAspect="1"/>
+                    </pic:cNvPicPr>
+                  </pic:nvPicPr>
+                  <pic:blipFill>
+                    <a:blip r:embed="rId23"/>
+                    <a:stretch>
+                      <a:fillRect/>
+                    </a:stretch>
+                  </pic:blipFill>
+                  <pic:spPr>
+                    <a:xfrm>
+                      <a:off x="0" y="0"/>
+                      <a:ext cx="5220970" cy="5220970"/>
+                    </a:xfrm>
+                    <a:prstGeom prst="rect">
+                      <a:avLst/>
+                    </a:prstGeom>
+                    <a:solidFill>
+                      <a:schemeClr val="tx1"/>
+                    </a:solidFill>
+                    <a:ln w="12700" cmpd="sng">
+                      <a:solidFill>
+                        <a:schemeClr val="tx1"/>
+                      </a:solidFill>
+                      <a:prstDash val="solid"/>
+                    </a:ln>
+                  </pic:spPr>
+                </pic:pic>
+              </a:graphicData>
+            </a:graphic>
+          </wp:inline>
+        </w:drawing>
+      </w:r>
+      <w:bookmarkStart w:id="1" w:name="_GoBack"/>
+      <w:bookmarkEnd w:id="1"/>
     </w:p>
     <w:p>
       <w:pPr>
@@ -15606,7 +15654,7 @@
     <w:lsdException w:uiPriority="99" w:name="index 7"/>
     <w:lsdException w:uiPriority="99" w:name="index 8"/>
     <w:lsdException w:uiPriority="99" w:name="index 9"/>
-    <w:lsdException w:unhideWhenUsed="0" w:uiPriority="39" w:semiHidden="0" w:name="toc 1"/>
+    <w:lsdException w:qFormat="1" w:unhideWhenUsed="0" w:uiPriority="39" w:semiHidden="0" w:name="toc 1"/>
     <w:lsdException w:uiPriority="39" w:name="toc 2"/>
     <w:lsdException w:uiPriority="39" w:name="toc 3"/>
     <w:lsdException w:uiPriority="39" w:name="toc 4"/>
@@ -15672,7 +15720,7 @@
     <w:lsdException w:uiPriority="99" w:name="Body Text Indent 2"/>
     <w:lsdException w:uiPriority="99" w:name="Body Text Indent 3"/>
     <w:lsdException w:uiPriority="99" w:name="Block Text"/>
-    <w:lsdException w:unhideWhenUsed="0" w:uiPriority="99" w:semiHidden="0" w:name="Hyperlink"/>
+    <w:lsdException w:qFormat="1" w:unhideWhenUsed="0" w:uiPriority="99" w:semiHidden="0" w:name="Hyperlink"/>
     <w:lsdException w:uiPriority="99" w:name="FollowedHyperlink"/>
     <w:lsdException w:qFormat="1" w:unhideWhenUsed="0" w:uiPriority="22" w:semiHidden="0" w:name="Strong"/>
     <w:lsdException w:qFormat="1" w:unhideWhenUsed="0" w:uiPriority="20" w:semiHidden="0" w:name="Emphasis"/>
@@ -15797,6 +15845,7 @@
   <w:style w:type="character" w:styleId="5">
     <w:name w:val="Hyperlink"/>
     <w:basedOn w:val="3"/>
+    <w:qFormat/>
     <w:uiPriority w:val="99"/>
     <w:rPr>
       <w:color w:val="0563C1"/>
@@ -15807,6 +15856,7 @@
     <w:name w:val="toc 1"/>
     <w:basedOn w:val="1"/>
     <w:next w:val="1"/>
+    <w:qFormat/>
     <w:uiPriority w:val="39"/>
     <w:pPr>
       <w:spacing w:after="100"/>
@@ -15860,6 +15910,7 @@
     <w:name w:val="Заголовок 1 Знак"/>
     <w:basedOn w:val="3"/>
     <w:link w:val="2"/>
+    <w:qFormat/>
     <w:uiPriority w:val="9"/>
     <w:rPr>
       <w:rFonts w:asciiTheme="majorHAnsi" w:hAnsiTheme="majorHAnsi" w:eastAsiaTheme="majorEastAsia" w:cstheme="majorBidi"/>

--- a/Отчет.docx
+++ b/Отчет.docx
@@ -163,14 +163,14 @@
       <w:pPr>
         <w:jc w:val="center"/>
         <w:rPr>
-          <w:sz w:val="22"/>
-          <w:szCs w:val="22"/>
-        </w:rPr>
-      </w:pPr>
-      <w:r>
-        <w:rPr>
           <w:b/>
           <w:sz w:val="28"/>
+        </w:rPr>
+      </w:pPr>
+      <w:r>
+        <w:rPr>
+          <w:b/>
+          <w:sz w:val="28"/>
           <w:szCs w:val="28"/>
         </w:rPr>
         <w:t xml:space="preserve">ПМ.02. </w:t>
@@ -185,12 +185,36 @@
     </w:p>
     <w:p>
       <w:pPr>
-        <w:spacing w:line="360" w:lineRule="auto"/>
-        <w:ind w:firstLine="567"/>
-        <w:jc w:val="both"/>
-        <w:rPr>
-          <w:sz w:val="22"/>
-          <w:szCs w:val="22"/>
+        <w:jc w:val="center"/>
+        <w:rPr>
+          <w:b/>
+          <w:sz w:val="28"/>
+        </w:rPr>
+      </w:pPr>
+    </w:p>
+    <w:p>
+      <w:pPr>
+        <w:jc w:val="center"/>
+        <w:rPr>
+          <w:b/>
+          <w:sz w:val="28"/>
+        </w:rPr>
+      </w:pPr>
+      <w:r>
+        <w:rPr>
+          <w:rFonts w:hint="default"/>
+          <w:b/>
+          <w:sz w:val="28"/>
+        </w:rPr>
+        <w:t>Тема: «Разработка и интеграция системы учёта компьютерной техники»</w:t>
+      </w:r>
+    </w:p>
+    <w:p>
+      <w:pPr>
+        <w:jc w:val="center"/>
+        <w:rPr>
+          <w:b/>
+          <w:sz w:val="28"/>
         </w:rPr>
       </w:pPr>
     </w:p>
@@ -658,10 +682,6 @@
         <w:pStyle w:val="7"/>
         <w:spacing w:before="0" w:beforeAutospacing="0" w:after="0" w:afterAutospacing="0" w:line="360" w:lineRule="auto"/>
         <w:jc w:val="center"/>
-        <w:rPr>
-          <w:sz w:val="28"/>
-          <w:szCs w:val="28"/>
-        </w:rPr>
       </w:pPr>
       <w:r>
         <w:rPr>
@@ -673,20 +693,14 @@
     </w:p>
     <w:p>
       <w:pPr>
-        <w:spacing w:after="160" w:line="259" w:lineRule="auto"/>
-      </w:pPr>
-      <w:r>
-        <w:br w:type="page"/>
-      </w:r>
-    </w:p>
-    <w:p>
-      <w:pPr>
         <w:jc w:val="center"/>
         <w:rPr>
           <w:sz w:val="28"/>
           <w:szCs w:val="28"/>
         </w:rPr>
       </w:pPr>
+      <w:bookmarkStart w:id="1" w:name="_GoBack"/>
+      <w:bookmarkEnd w:id="1"/>
       <w:r>
         <w:rPr>
           <w:sz w:val="28"/>
@@ -15213,8 +15227,6 @@
           </wp:inline>
         </w:drawing>
       </w:r>
-      <w:bookmarkStart w:id="1" w:name="_GoBack"/>
-      <w:bookmarkEnd w:id="1"/>
     </w:p>
     <w:p>
       <w:pPr>
@@ -15734,7 +15746,7 @@
     <w:lsdException w:uiPriority="99" w:name="HTML Code"/>
     <w:lsdException w:uiPriority="99" w:name="HTML Definition"/>
     <w:lsdException w:uiPriority="99" w:name="HTML Keyboard"/>
-    <w:lsdException w:uiPriority="99" w:name="HTML Preformatted"/>
+    <w:lsdException w:qFormat="1" w:uiPriority="99" w:name="HTML Preformatted"/>
     <w:lsdException w:uiPriority="99" w:name="HTML Sample"/>
     <w:lsdException w:uiPriority="99" w:name="HTML Typewriter"/>
     <w:lsdException w:uiPriority="99" w:name="HTML Variable"/>
@@ -15876,6 +15888,7 @@
     <w:name w:val="HTML Preformatted"/>
     <w:semiHidden/>
     <w:unhideWhenUsed/>
+    <w:qFormat/>
     <w:uiPriority w:val="99"/>
     <w:pPr>
       <w:tabs>
